--- a/idris/Ruby on Rails/Idris_Sadiq.docx
+++ b/idris/Ruby on Rails/Idris_Sadiq.docx
@@ -47,7 +47,6 @@
               <w:spacing w:after="40"/>
               <w:jc w:val="center"/>
             </w:pPr>
-            <w:proofErr w:type="spellStart"/>
             <w:r>
               <w:rPr>
                 <w:rFonts w:ascii="Arial" w:eastAsia="Arial" w:hAnsi="Arial" w:cs="Arial"/>
@@ -57,33 +56,8 @@
                 <w:sz w:val="48"/>
                 <w:szCs w:val="48"/>
               </w:rPr>
-              <w:t>Idris</w:t>
+              <w:t>Idris Sadiq</w:t>
             </w:r>
-            <w:proofErr w:type="spellEnd"/>
-            <w:r>
-              <w:rPr>
-                <w:rFonts w:ascii="Arial" w:eastAsia="Arial" w:hAnsi="Arial" w:cs="Arial"/>
-                <w:b/>
-                <w:bCs/>
-                <w:color w:val="FFFFFF"/>
-                <w:sz w:val="48"/>
-                <w:szCs w:val="48"/>
-              </w:rPr>
-              <w:t xml:space="preserve"> </w:t>
-            </w:r>
-            <w:proofErr w:type="spellStart"/>
-            <w:r>
-              <w:rPr>
-                <w:rFonts w:ascii="Arial" w:eastAsia="Arial" w:hAnsi="Arial" w:cs="Arial"/>
-                <w:b/>
-                <w:bCs/>
-                <w:color w:val="FFFFFF"/>
-                <w:sz w:val="48"/>
-                <w:szCs w:val="48"/>
-              </w:rPr>
-              <w:t>Sadiq</w:t>
-            </w:r>
-            <w:proofErr w:type="spellEnd"/>
           </w:p>
           <w:p>
             <w:pPr>
@@ -104,41 +78,27 @@
             <w:pPr>
               <w:spacing w:after="40"/>
               <w:jc w:val="center"/>
+              <w:rPr>
+                <w:rFonts w:ascii="Arial" w:eastAsia="Arial" w:hAnsi="Arial" w:cs="Arial"/>
+                <w:color w:val="BBBBBB"/>
+              </w:rPr>
             </w:pPr>
             <w:r>
               <w:rPr>
                 <w:rFonts w:ascii="Arial" w:eastAsia="Arial" w:hAnsi="Arial" w:cs="Arial"/>
                 <w:color w:val="BBBBBB"/>
               </w:rPr>
-              <w:t xml:space="preserve">Idrissadiq.pro@outlook.com  </w:t>
+              <w:t>Idrissdev@outlook.com | +1 (424) 458-6548 | Spring Valley, California, United States</w:t>
+            </w:r>
+            <w:r>
+              <w:t xml:space="preserve"> </w:t>
             </w:r>
             <w:r>
               <w:rPr>
                 <w:rFonts w:ascii="Arial" w:eastAsia="Arial" w:hAnsi="Arial" w:cs="Arial"/>
                 <w:color w:val="BBBBBB"/>
               </w:rPr>
-              <w:t>+1 (424) 458-6548</w:t>
-            </w:r>
-            <w:r>
-              <w:rPr>
-                <w:rFonts w:ascii="Arial" w:eastAsia="Arial" w:hAnsi="Arial" w:cs="Arial"/>
-                <w:color w:val="BBBBBB"/>
-              </w:rPr>
-              <w:t xml:space="preserve">|  </w:t>
-            </w:r>
-            <w:r>
-              <w:rPr>
-                <w:rFonts w:ascii="Arial" w:eastAsia="Arial" w:hAnsi="Arial" w:cs="Arial"/>
-                <w:color w:val="BBBBBB"/>
-              </w:rPr>
-              <w:t>Spring Valley</w:t>
-            </w:r>
-            <w:r>
-              <w:rPr>
-                <w:rFonts w:ascii="Arial" w:eastAsia="Arial" w:hAnsi="Arial" w:cs="Arial"/>
-                <w:color w:val="BBBBBB"/>
-              </w:rPr>
-              <w:t>, California, United States</w:t>
+              <w:t xml:space="preserve">https://www.linkedin.com/in/idris-sadiq-1b824b3b4 </w:t>
             </w:r>
           </w:p>
           <w:p>
@@ -150,15 +110,10 @@
                 <w:rFonts w:ascii="Arial" w:eastAsia="Arial" w:hAnsi="Arial" w:cs="Arial"/>
                 <w:color w:val="BBBBBB"/>
               </w:rPr>
-              <w:t xml:space="preserve">LinkedIn: </w:t>
+              <w:t>US citizen | White | English (Native)</w:t>
             </w:r>
-            <w:r>
-              <w:rPr>
-                <w:rFonts w:ascii="Arial" w:eastAsia="Arial" w:hAnsi="Arial" w:cs="Arial"/>
-                <w:color w:val="BBBBBB"/>
-              </w:rPr>
-              <w:t>https://www.linkedin.com/in/idris-sadiq-0640ab3b4/</w:t>
-            </w:r>
+            <w:bookmarkStart w:id="0" w:name="_GoBack"/>
+            <w:bookmarkEnd w:id="0"/>
           </w:p>
         </w:tc>
       </w:tr>
@@ -224,39 +179,37 @@
           <w:rFonts w:ascii="Arial" w:hAnsi="Arial" w:cs="Arial"/>
           <w:sz w:val="20"/>
         </w:rPr>
-        <w:t xml:space="preserve"> </w:t>
-      </w:r>
-      <w:proofErr w:type="spellStart"/>
-      <w:r>
-        <w:rPr>
+        <w:t xml:space="preserve"> backends (REST/GraphQL, background jobs, data modeling) and modern UIs using </w:t>
+      </w:r>
+      <w:r>
+        <w:rPr>
+          <w:rStyle w:val="Strong"/>
           <w:rFonts w:ascii="Arial" w:hAnsi="Arial" w:cs="Arial"/>
           <w:sz w:val="20"/>
         </w:rPr>
-        <w:t>backends</w:t>
-      </w:r>
-      <w:proofErr w:type="spellEnd"/>
+        <w:t>React</w:t>
+      </w:r>
       <w:r>
         <w:rPr>
           <w:rFonts w:ascii="Arial" w:hAnsi="Arial" w:cs="Arial"/>
           <w:sz w:val="20"/>
         </w:rPr>
-        <w:t xml:space="preserve"> (REST/</w:t>
-      </w:r>
-      <w:proofErr w:type="spellStart"/>
-      <w:r>
-        <w:rPr>
+        <w:t xml:space="preserve"> and </w:t>
+      </w:r>
+      <w:r>
+        <w:rPr>
+          <w:rStyle w:val="Strong"/>
           <w:rFonts w:ascii="Arial" w:hAnsi="Arial" w:cs="Arial"/>
           <w:sz w:val="20"/>
         </w:rPr>
-        <w:t>GraphQL</w:t>
-      </w:r>
-      <w:proofErr w:type="spellEnd"/>
+        <w:t>TypeScript</w:t>
+      </w:r>
       <w:r>
         <w:rPr>
           <w:rFonts w:ascii="Arial" w:hAnsi="Arial" w:cs="Arial"/>
           <w:sz w:val="20"/>
         </w:rPr>
-        <w:t xml:space="preserve">, background jobs, data modeling) and modern UIs using </w:t>
+        <w:t xml:space="preserve">. Strong track record of turning ambiguous requirements into scoped increments with clear ownership, </w:t>
       </w:r>
       <w:r>
         <w:rPr>
@@ -264,77 +217,29 @@
           <w:rFonts w:ascii="Arial" w:hAnsi="Arial" w:cs="Arial"/>
           <w:sz w:val="20"/>
         </w:rPr>
-        <w:t>React</w:t>
+        <w:t>performance tuning</w:t>
       </w:r>
       <w:r>
         <w:rPr>
           <w:rFonts w:ascii="Arial" w:hAnsi="Arial" w:cs="Arial"/>
           <w:sz w:val="20"/>
         </w:rPr>
-        <w:t xml:space="preserve"> and </w:t>
-      </w:r>
-      <w:proofErr w:type="spellStart"/>
+        <w:t xml:space="preserve">, and operational reliability through </w:t>
+      </w:r>
       <w:r>
         <w:rPr>
           <w:rStyle w:val="Strong"/>
           <w:rFonts w:ascii="Arial" w:hAnsi="Arial" w:cs="Arial"/>
           <w:sz w:val="20"/>
         </w:rPr>
-        <w:t>TypeScript</w:t>
-      </w:r>
-      <w:proofErr w:type="spellEnd"/>
+        <w:t>structured logging</w:t>
+      </w:r>
       <w:r>
         <w:rPr>
           <w:rFonts w:ascii="Arial" w:hAnsi="Arial" w:cs="Arial"/>
           <w:sz w:val="20"/>
         </w:rPr>
-        <w:t xml:space="preserve">. Strong track record of turning ambiguous requirements into scoped increments with clear ownership, </w:t>
-      </w:r>
-      <w:r>
-        <w:rPr>
-          <w:rStyle w:val="Strong"/>
-          <w:rFonts w:ascii="Arial" w:hAnsi="Arial" w:cs="Arial"/>
-          <w:sz w:val="20"/>
-        </w:rPr>
-        <w:t>performance tuning</w:t>
-      </w:r>
-      <w:r>
-        <w:rPr>
-          <w:rFonts w:ascii="Arial" w:hAnsi="Arial" w:cs="Arial"/>
-          <w:sz w:val="20"/>
-        </w:rPr>
-        <w:t xml:space="preserve">, and operational reliability through </w:t>
-      </w:r>
-      <w:r>
-        <w:rPr>
-          <w:rStyle w:val="Strong"/>
-          <w:rFonts w:ascii="Arial" w:hAnsi="Arial" w:cs="Arial"/>
-          <w:sz w:val="20"/>
-        </w:rPr>
-        <w:t>structured logging</w:t>
-      </w:r>
-      <w:r>
-        <w:rPr>
-          <w:rFonts w:ascii="Arial" w:hAnsi="Arial" w:cs="Arial"/>
-          <w:sz w:val="20"/>
-        </w:rPr>
-        <w:t xml:space="preserve">, metrics, tracing, and </w:t>
-      </w:r>
-      <w:proofErr w:type="spellStart"/>
-      <w:r>
-        <w:rPr>
-          <w:rFonts w:ascii="Arial" w:hAnsi="Arial" w:cs="Arial"/>
-          <w:sz w:val="20"/>
-        </w:rPr>
-        <w:t>runbooks</w:t>
-      </w:r>
-      <w:proofErr w:type="spellEnd"/>
-      <w:r>
-        <w:rPr>
-          <w:rFonts w:ascii="Arial" w:hAnsi="Arial" w:cs="Arial"/>
-          <w:sz w:val="20"/>
-        </w:rPr>
-        <w:t xml:space="preserve">. </w:t>
+        <w:t xml:space="preserve">, metrics, tracing, and runbooks. </w:t>
       </w:r>
       <w:proofErr w:type="gramStart"/>
       <w:r>
@@ -465,87 +370,7 @@
           <w:rFonts w:ascii="Arial" w:hAnsi="Arial" w:cs="Arial"/>
           <w:sz w:val="18"/>
         </w:rPr>
-        <w:t xml:space="preserve">React, Next.js, </w:t>
-      </w:r>
-      <w:proofErr w:type="spellStart"/>
-      <w:r>
-        <w:rPr>
-          <w:rFonts w:ascii="Arial" w:hAnsi="Arial" w:cs="Arial"/>
-          <w:sz w:val="18"/>
-        </w:rPr>
-        <w:t>TypeScript</w:t>
-      </w:r>
-      <w:proofErr w:type="spellEnd"/>
-      <w:r>
-        <w:rPr>
-          <w:rFonts w:ascii="Arial" w:hAnsi="Arial" w:cs="Arial"/>
-          <w:sz w:val="18"/>
-        </w:rPr>
-        <w:t xml:space="preserve">, JavaScript, </w:t>
-      </w:r>
-      <w:proofErr w:type="spellStart"/>
-      <w:r>
-        <w:rPr>
-          <w:rFonts w:ascii="Arial" w:hAnsi="Arial" w:cs="Arial"/>
-          <w:sz w:val="18"/>
-        </w:rPr>
-        <w:t>Redux</w:t>
-      </w:r>
-      <w:proofErr w:type="spellEnd"/>
-      <w:r>
-        <w:rPr>
-          <w:rFonts w:ascii="Arial" w:hAnsi="Arial" w:cs="Arial"/>
-          <w:sz w:val="18"/>
-        </w:rPr>
-        <w:t xml:space="preserve">, React Query, </w:t>
-      </w:r>
-      <w:proofErr w:type="spellStart"/>
-      <w:r>
-        <w:rPr>
-          <w:rFonts w:ascii="Arial" w:hAnsi="Arial" w:cs="Arial"/>
-          <w:sz w:val="18"/>
-        </w:rPr>
-        <w:t>Formik</w:t>
-      </w:r>
-      <w:proofErr w:type="spellEnd"/>
-      <w:r>
-        <w:rPr>
-          <w:rFonts w:ascii="Arial" w:hAnsi="Arial" w:cs="Arial"/>
-          <w:sz w:val="18"/>
-        </w:rPr>
-        <w:t xml:space="preserve">, </w:t>
-      </w:r>
-      <w:proofErr w:type="spellStart"/>
-      <w:r>
-        <w:rPr>
-          <w:rFonts w:ascii="Arial" w:hAnsi="Arial" w:cs="Arial"/>
-          <w:sz w:val="18"/>
-        </w:rPr>
-        <w:t>Vite</w:t>
-      </w:r>
-      <w:proofErr w:type="spellEnd"/>
-      <w:r>
-        <w:rPr>
-          <w:rFonts w:ascii="Arial" w:hAnsi="Arial" w:cs="Arial"/>
-          <w:sz w:val="18"/>
-        </w:rPr>
-        <w:t xml:space="preserve">, </w:t>
-      </w:r>
-      <w:proofErr w:type="spellStart"/>
-      <w:r>
-        <w:rPr>
-          <w:rFonts w:ascii="Arial" w:hAnsi="Arial" w:cs="Arial"/>
-          <w:sz w:val="18"/>
-        </w:rPr>
-        <w:t>Webpack</w:t>
-      </w:r>
-      <w:proofErr w:type="spellEnd"/>
-      <w:r>
-        <w:rPr>
-          <w:rFonts w:ascii="Arial" w:hAnsi="Arial" w:cs="Arial"/>
-          <w:sz w:val="18"/>
-        </w:rPr>
-        <w:t>, Tailwind CSS, Material UI, Bootstrap, Storybook, accessibility, Web Vitals, SSR/SSG patterns, i18n, client caching strategies</w:t>
+        <w:t>React, Next.js, TypeScript, JavaScript, Redux, React Query, Formik, Vite, Webpack, Tailwind CSS, Material UI, Bootstrap, Storybook, accessibility, Web Vitals, SSR/SSG patterns, i18n, client caching strategies</w:t>
       </w:r>
     </w:p>
     <w:p>
@@ -574,71 +399,7 @@
           <w:rFonts w:ascii="Arial" w:hAnsi="Arial" w:cs="Arial"/>
           <w:sz w:val="18"/>
         </w:rPr>
-        <w:t xml:space="preserve"> Ruby, Ruby on Rails, REST API design, </w:t>
-      </w:r>
-      <w:proofErr w:type="spellStart"/>
-      <w:r>
-        <w:rPr>
-          <w:rFonts w:ascii="Arial" w:hAnsi="Arial" w:cs="Arial"/>
-          <w:sz w:val="18"/>
-        </w:rPr>
-        <w:t>GraphQL</w:t>
-      </w:r>
-      <w:proofErr w:type="spellEnd"/>
-      <w:r>
-        <w:rPr>
-          <w:rFonts w:ascii="Arial" w:hAnsi="Arial" w:cs="Arial"/>
-          <w:sz w:val="18"/>
-        </w:rPr>
-        <w:t xml:space="preserve">, </w:t>
-      </w:r>
-      <w:proofErr w:type="spellStart"/>
-      <w:r>
-        <w:rPr>
-          <w:rFonts w:ascii="Arial" w:hAnsi="Arial" w:cs="Arial"/>
-          <w:sz w:val="18"/>
-        </w:rPr>
-        <w:t>WebSockets</w:t>
-      </w:r>
-      <w:proofErr w:type="spellEnd"/>
-      <w:r>
-        <w:rPr>
-          <w:rFonts w:ascii="Arial" w:hAnsi="Arial" w:cs="Arial"/>
-          <w:sz w:val="18"/>
-        </w:rPr>
-        <w:t xml:space="preserve">, background jobs, event-driven architecture, </w:t>
-      </w:r>
-      <w:proofErr w:type="spellStart"/>
-      <w:r>
-        <w:rPr>
-          <w:rFonts w:ascii="Arial" w:hAnsi="Arial" w:cs="Arial"/>
-          <w:sz w:val="18"/>
-        </w:rPr>
-        <w:t>idempotency</w:t>
-      </w:r>
-      <w:proofErr w:type="spellEnd"/>
-      <w:r>
-        <w:rPr>
-          <w:rFonts w:ascii="Arial" w:hAnsi="Arial" w:cs="Arial"/>
-          <w:sz w:val="18"/>
-        </w:rPr>
-        <w:t xml:space="preserve">, rate limiting, retries, </w:t>
-      </w:r>
-      <w:proofErr w:type="spellStart"/>
-      <w:r>
-        <w:rPr>
-          <w:rFonts w:ascii="Arial" w:hAnsi="Arial" w:cs="Arial"/>
-          <w:sz w:val="18"/>
-        </w:rPr>
-        <w:t>webhook</w:t>
-      </w:r>
-      <w:proofErr w:type="spellEnd"/>
-      <w:r>
-        <w:rPr>
-          <w:rFonts w:ascii="Arial" w:hAnsi="Arial" w:cs="Arial"/>
-          <w:sz w:val="18"/>
-        </w:rPr>
-        <w:t xml:space="preserve"> verification, pagination/filtering/sorting contracts, input validation &amp; error contracts</w:t>
+        <w:t xml:space="preserve"> Ruby, Ruby on Rails, REST API design, GraphQL, WebSockets, background jobs, event-driven architecture, idempotency, rate limiting, retries, webhook verification, pagination/filtering/sorting contracts, input validation &amp; error contracts</w:t>
       </w:r>
     </w:p>
     <w:p>
@@ -682,25 +443,8 @@
           <w:rFonts w:ascii="Arial" w:hAnsi="Arial" w:cs="Arial"/>
           <w:sz w:val="18"/>
         </w:rPr>
-        <w:t xml:space="preserve">: </w:t>
-      </w:r>
-      <w:proofErr w:type="spellStart"/>
-      <w:r>
-        <w:rPr>
-          <w:rFonts w:ascii="Arial" w:hAnsi="Arial" w:cs="Arial"/>
-          <w:sz w:val="18"/>
-        </w:rPr>
-        <w:t>PostgreSQL</w:t>
-      </w:r>
-      <w:proofErr w:type="spellEnd"/>
-      <w:r>
-        <w:rPr>
-          <w:rFonts w:ascii="Arial" w:hAnsi="Arial" w:cs="Arial"/>
-          <w:sz w:val="18"/>
-        </w:rPr>
-        <w:t xml:space="preserve">, MySQL, SQL Server • </w:t>
-      </w:r>
-      <w:proofErr w:type="spellStart"/>
+        <w:t xml:space="preserve">: PostgreSQL, MySQL, SQL Server • </w:t>
+      </w:r>
       <w:r>
         <w:rPr>
           <w:rFonts w:ascii="Arial" w:hAnsi="Arial" w:cs="Arial"/>
@@ -709,61 +453,12 @@
         </w:rPr>
         <w:t>NoSQL</w:t>
       </w:r>
-      <w:proofErr w:type="spellEnd"/>
-      <w:r>
-        <w:rPr>
-          <w:rFonts w:ascii="Arial" w:hAnsi="Arial" w:cs="Arial"/>
-          <w:sz w:val="18"/>
-        </w:rPr>
-        <w:t xml:space="preserve">: </w:t>
-      </w:r>
-      <w:proofErr w:type="spellStart"/>
-      <w:r>
-        <w:rPr>
-          <w:rFonts w:ascii="Arial" w:hAnsi="Arial" w:cs="Arial"/>
-          <w:sz w:val="18"/>
-        </w:rPr>
-        <w:t>Redis</w:t>
-      </w:r>
-      <w:proofErr w:type="spellEnd"/>
-      <w:r>
-        <w:rPr>
-          <w:rFonts w:ascii="Arial" w:hAnsi="Arial" w:cs="Arial"/>
-          <w:sz w:val="18"/>
-        </w:rPr>
-        <w:t xml:space="preserve">, </w:t>
-      </w:r>
-      <w:proofErr w:type="spellStart"/>
-      <w:r>
-        <w:rPr>
-          <w:rFonts w:ascii="Arial" w:hAnsi="Arial" w:cs="Arial"/>
-          <w:sz w:val="18"/>
-        </w:rPr>
-        <w:t>MongoDB</w:t>
-      </w:r>
-      <w:proofErr w:type="spellEnd"/>
-      <w:r>
-        <w:rPr>
-          <w:rFonts w:ascii="Arial" w:hAnsi="Arial" w:cs="Arial"/>
-          <w:sz w:val="18"/>
-        </w:rPr>
-        <w:t xml:space="preserve">, </w:t>
-      </w:r>
-      <w:proofErr w:type="spellStart"/>
-      <w:r>
-        <w:rPr>
-          <w:rFonts w:ascii="Arial" w:hAnsi="Arial" w:cs="Arial"/>
-          <w:sz w:val="18"/>
-        </w:rPr>
-        <w:t>DynamoDB</w:t>
-      </w:r>
-      <w:proofErr w:type="spellEnd"/>
-      <w:r>
-        <w:rPr>
-          <w:rFonts w:ascii="Arial" w:hAnsi="Arial" w:cs="Arial"/>
-          <w:sz w:val="18"/>
-        </w:rPr>
-        <w:t xml:space="preserve"> • </w:t>
+      <w:r>
+        <w:rPr>
+          <w:rFonts w:ascii="Arial" w:hAnsi="Arial" w:cs="Arial"/>
+          <w:sz w:val="18"/>
+        </w:rPr>
+        <w:t xml:space="preserve">: Redis, MongoDB, DynamoDB • </w:t>
       </w:r>
       <w:r>
         <w:rPr>
@@ -778,23 +473,7 @@
           <w:rFonts w:ascii="Arial" w:hAnsi="Arial" w:cs="Arial"/>
           <w:sz w:val="18"/>
         </w:rPr>
-        <w:t xml:space="preserve">: AWS SQS/SNS, Kafka, </w:t>
-      </w:r>
-      <w:proofErr w:type="spellStart"/>
-      <w:r>
-        <w:rPr>
-          <w:rFonts w:ascii="Arial" w:hAnsi="Arial" w:cs="Arial"/>
-          <w:sz w:val="18"/>
-        </w:rPr>
-        <w:t>RabbitMQ</w:t>
-      </w:r>
-      <w:proofErr w:type="spellEnd"/>
-      <w:r>
-        <w:rPr>
-          <w:rFonts w:ascii="Arial" w:hAnsi="Arial" w:cs="Arial"/>
-          <w:sz w:val="18"/>
-        </w:rPr>
-        <w:t xml:space="preserve"> • </w:t>
+        <w:t xml:space="preserve">: AWS SQS/SNS, Kafka, RabbitMQ • </w:t>
       </w:r>
       <w:r>
         <w:rPr>
@@ -809,23 +488,7 @@
           <w:rFonts w:ascii="Arial" w:hAnsi="Arial" w:cs="Arial"/>
           <w:sz w:val="18"/>
         </w:rPr>
-        <w:t xml:space="preserve">: </w:t>
-      </w:r>
-      <w:proofErr w:type="spellStart"/>
-      <w:r>
-        <w:rPr>
-          <w:rFonts w:ascii="Arial" w:hAnsi="Arial" w:cs="Arial"/>
-          <w:sz w:val="18"/>
-        </w:rPr>
-        <w:t>Elasticsearch</w:t>
-      </w:r>
-      <w:proofErr w:type="spellEnd"/>
-      <w:r>
-        <w:rPr>
-          <w:rFonts w:ascii="Arial" w:hAnsi="Arial" w:cs="Arial"/>
-          <w:sz w:val="18"/>
-        </w:rPr>
-        <w:t xml:space="preserve">, OpenSearch • </w:t>
+        <w:t xml:space="preserve">: Elasticsearch, OpenSearch • </w:t>
       </w:r>
       <w:r>
         <w:rPr>
@@ -840,17 +503,8 @@
           <w:rFonts w:ascii="Arial" w:hAnsi="Arial" w:cs="Arial"/>
           <w:sz w:val="18"/>
         </w:rPr>
-        <w:t xml:space="preserve">: Redshift, </w:t>
-      </w:r>
-      <w:proofErr w:type="spellStart"/>
-      <w:r>
-        <w:rPr>
-          <w:rFonts w:ascii="Arial" w:hAnsi="Arial" w:cs="Arial"/>
-          <w:sz w:val="18"/>
-        </w:rPr>
-        <w:t>BigQuery</w:t>
-      </w:r>
-      <w:proofErr w:type="spellEnd"/>
+        <w:t>: Redshift, BigQuery</w:t>
+      </w:r>
     </w:p>
     <w:p>
       <w:pPr>
@@ -871,112 +525,51 @@
           <w:b/>
           <w:sz w:val="18"/>
         </w:rPr>
-        <w:t xml:space="preserve">Cloud &amp; </w:t>
-      </w:r>
-      <w:proofErr w:type="spellStart"/>
+        <w:t>Cloud &amp; DevOps –</w:t>
+      </w:r>
+      <w:r>
+        <w:rPr>
+          <w:rFonts w:ascii="Arial" w:hAnsi="Arial" w:cs="Arial"/>
+          <w:sz w:val="18"/>
+        </w:rPr>
+        <w:t xml:space="preserve"> </w:t>
+      </w:r>
+      <w:r>
+        <w:rPr>
+          <w:rFonts w:ascii="Arial" w:hAnsi="Arial" w:cs="Arial"/>
+          <w:sz w:val="18"/>
+        </w:rPr>
+        <w:t xml:space="preserve">Docker, Kubernetes, Helm, Argo CD, GitOps, Terraform, CloudFormation • </w:t>
+      </w:r>
       <w:r>
         <w:rPr>
           <w:rFonts w:ascii="Arial" w:hAnsi="Arial" w:cs="Arial"/>
           <w:b/>
           <w:sz w:val="18"/>
         </w:rPr>
-        <w:t>DevOps</w:t>
-      </w:r>
-      <w:proofErr w:type="spellEnd"/>
+        <w:t>AWS</w:t>
+      </w:r>
+      <w:r>
+        <w:rPr>
+          <w:rFonts w:ascii="Arial" w:hAnsi="Arial" w:cs="Arial"/>
+          <w:sz w:val="18"/>
+        </w:rPr>
+        <w:t xml:space="preserve">: EKS, ECS, EC2, Lambda, API Gateway, S3, CloudFront, RDS, DynamoDB, ElastiCache, EventBridge, Step Functions, IAM • </w:t>
+      </w:r>
       <w:r>
         <w:rPr>
           <w:rFonts w:ascii="Arial" w:hAnsi="Arial" w:cs="Arial"/>
           <w:b/>
           <w:sz w:val="18"/>
         </w:rPr>
-        <w:t xml:space="preserve"> –</w:t>
-      </w:r>
-      <w:r>
-        <w:rPr>
-          <w:rFonts w:ascii="Arial" w:hAnsi="Arial" w:cs="Arial"/>
-          <w:sz w:val="18"/>
-        </w:rPr>
-        <w:t xml:space="preserve"> </w:t>
-      </w:r>
-      <w:proofErr w:type="spellStart"/>
-      <w:r>
-        <w:rPr>
-          <w:rFonts w:ascii="Arial" w:hAnsi="Arial" w:cs="Arial"/>
-          <w:sz w:val="18"/>
-        </w:rPr>
-        <w:t>Docker</w:t>
-      </w:r>
-      <w:proofErr w:type="spellEnd"/>
-      <w:r>
-        <w:rPr>
-          <w:rFonts w:ascii="Arial" w:hAnsi="Arial" w:cs="Arial"/>
-          <w:sz w:val="18"/>
-        </w:rPr>
-        <w:t xml:space="preserve">, </w:t>
-      </w:r>
-      <w:proofErr w:type="spellStart"/>
-      <w:r>
-        <w:rPr>
-          <w:rFonts w:ascii="Arial" w:hAnsi="Arial" w:cs="Arial"/>
-          <w:sz w:val="18"/>
-        </w:rPr>
-        <w:t>Kubernetes</w:t>
-      </w:r>
-      <w:proofErr w:type="spellEnd"/>
-      <w:r>
-        <w:rPr>
-          <w:rFonts w:ascii="Arial" w:hAnsi="Arial" w:cs="Arial"/>
-          <w:sz w:val="18"/>
-        </w:rPr>
-        <w:t xml:space="preserve">, Helm, Argo CD, </w:t>
-      </w:r>
-      <w:proofErr w:type="spellStart"/>
-      <w:r>
-        <w:rPr>
-          <w:rFonts w:ascii="Arial" w:hAnsi="Arial" w:cs="Arial"/>
-          <w:sz w:val="18"/>
-        </w:rPr>
-        <w:t>GitOps</w:t>
-      </w:r>
-      <w:proofErr w:type="spellEnd"/>
-      <w:r>
-        <w:rPr>
-          <w:rFonts w:ascii="Arial" w:hAnsi="Arial" w:cs="Arial"/>
-          <w:sz w:val="18"/>
-        </w:rPr>
-        <w:t xml:space="preserve">, </w:t>
-      </w:r>
-      <w:proofErr w:type="spellStart"/>
-      <w:r>
-        <w:rPr>
-          <w:rFonts w:ascii="Arial" w:hAnsi="Arial" w:cs="Arial"/>
-          <w:sz w:val="18"/>
-        </w:rPr>
-        <w:t>Terraform</w:t>
-      </w:r>
-      <w:proofErr w:type="spellEnd"/>
-      <w:r>
-        <w:rPr>
-          <w:rFonts w:ascii="Arial" w:hAnsi="Arial" w:cs="Arial"/>
-          <w:sz w:val="18"/>
-        </w:rPr>
-        <w:t xml:space="preserve">, </w:t>
-      </w:r>
-      <w:proofErr w:type="spellStart"/>
-      <w:r>
-        <w:rPr>
-          <w:rFonts w:ascii="Arial" w:hAnsi="Arial" w:cs="Arial"/>
-          <w:sz w:val="18"/>
-        </w:rPr>
-        <w:t>CloudFormation</w:t>
-      </w:r>
-      <w:proofErr w:type="spellEnd"/>
-      <w:r>
-        <w:rPr>
-          <w:rFonts w:ascii="Arial" w:hAnsi="Arial" w:cs="Arial"/>
-          <w:sz w:val="18"/>
-        </w:rPr>
-        <w:t xml:space="preserve"> • </w:t>
+        <w:t>Azure</w:t>
+      </w:r>
+      <w:r>
+        <w:rPr>
+          <w:rFonts w:ascii="Arial" w:hAnsi="Arial" w:cs="Arial"/>
+          <w:sz w:val="18"/>
+        </w:rPr>
+        <w:t xml:space="preserve">: AKS, App Service, Azure SQL, Service Bus, Key Vault, Application Insights • </w:t>
       </w:r>
       <w:r>
         <w:rPr>
@@ -984,78 +577,14 @@
           <w:b/>
           <w:sz w:val="18"/>
         </w:rPr>
-        <w:t>AWS</w:t>
-      </w:r>
-      <w:r>
-        <w:rPr>
-          <w:rFonts w:ascii="Arial" w:hAnsi="Arial" w:cs="Arial"/>
-          <w:sz w:val="18"/>
-        </w:rPr>
-        <w:t xml:space="preserve">: EKS, ECS, EC2, Lambda, API Gateway, S3, </w:t>
-      </w:r>
-      <w:proofErr w:type="spellStart"/>
-      <w:r>
-        <w:rPr>
-          <w:rFonts w:ascii="Arial" w:hAnsi="Arial" w:cs="Arial"/>
-          <w:sz w:val="18"/>
-        </w:rPr>
-        <w:t>CloudFront</w:t>
-      </w:r>
-      <w:proofErr w:type="spellEnd"/>
-      <w:r>
-        <w:rPr>
-          <w:rFonts w:ascii="Arial" w:hAnsi="Arial" w:cs="Arial"/>
-          <w:sz w:val="18"/>
-        </w:rPr>
-        <w:t xml:space="preserve">, RDS, </w:t>
-      </w:r>
-      <w:proofErr w:type="spellStart"/>
-      <w:r>
-        <w:rPr>
-          <w:rFonts w:ascii="Arial" w:hAnsi="Arial" w:cs="Arial"/>
-          <w:sz w:val="18"/>
-        </w:rPr>
-        <w:t>DynamoDB</w:t>
-      </w:r>
-      <w:proofErr w:type="spellEnd"/>
-      <w:r>
-        <w:rPr>
-          <w:rFonts w:ascii="Arial" w:hAnsi="Arial" w:cs="Arial"/>
-          <w:sz w:val="18"/>
-        </w:rPr>
-        <w:t xml:space="preserve">, </w:t>
-      </w:r>
-      <w:proofErr w:type="spellStart"/>
-      <w:r>
-        <w:rPr>
-          <w:rFonts w:ascii="Arial" w:hAnsi="Arial" w:cs="Arial"/>
-          <w:sz w:val="18"/>
-        </w:rPr>
-        <w:t>ElastiCache</w:t>
-      </w:r>
-      <w:proofErr w:type="spellEnd"/>
-      <w:r>
-        <w:rPr>
-          <w:rFonts w:ascii="Arial" w:hAnsi="Arial" w:cs="Arial"/>
-          <w:sz w:val="18"/>
-        </w:rPr>
-        <w:t xml:space="preserve">, </w:t>
-      </w:r>
-      <w:proofErr w:type="spellStart"/>
-      <w:r>
-        <w:rPr>
-          <w:rFonts w:ascii="Arial" w:hAnsi="Arial" w:cs="Arial"/>
-          <w:sz w:val="18"/>
-        </w:rPr>
-        <w:t>EventBridge</w:t>
-      </w:r>
-      <w:proofErr w:type="spellEnd"/>
-      <w:r>
-        <w:rPr>
-          <w:rFonts w:ascii="Arial" w:hAnsi="Arial" w:cs="Arial"/>
-          <w:sz w:val="18"/>
-        </w:rPr>
-        <w:t xml:space="preserve">, Step Functions, IAM • </w:t>
+        <w:t>GCP</w:t>
+      </w:r>
+      <w:r>
+        <w:rPr>
+          <w:rFonts w:ascii="Arial" w:hAnsi="Arial" w:cs="Arial"/>
+          <w:sz w:val="18"/>
+        </w:rPr>
+        <w:t xml:space="preserve">: GKE, Cloud Run, Pub/Sub, Cloud Storage, BigQuery • </w:t>
       </w:r>
       <w:r>
         <w:rPr>
@@ -1063,52 +592,6 @@
           <w:b/>
           <w:sz w:val="18"/>
         </w:rPr>
-        <w:t>Azure</w:t>
-      </w:r>
-      <w:r>
-        <w:rPr>
-          <w:rFonts w:ascii="Arial" w:hAnsi="Arial" w:cs="Arial"/>
-          <w:sz w:val="18"/>
-        </w:rPr>
-        <w:t xml:space="preserve">: AKS, App Service, Azure SQL, Service Bus, Key Vault, Application Insights • </w:t>
-      </w:r>
-      <w:r>
-        <w:rPr>
-          <w:rFonts w:ascii="Arial" w:hAnsi="Arial" w:cs="Arial"/>
-          <w:b/>
-          <w:sz w:val="18"/>
-        </w:rPr>
-        <w:t>GCP</w:t>
-      </w:r>
-      <w:r>
-        <w:rPr>
-          <w:rFonts w:ascii="Arial" w:hAnsi="Arial" w:cs="Arial"/>
-          <w:sz w:val="18"/>
-        </w:rPr>
-        <w:t xml:space="preserve">: GKE, Cloud Run, Pub/Sub, Cloud Storage, </w:t>
-      </w:r>
-      <w:proofErr w:type="spellStart"/>
-      <w:r>
-        <w:rPr>
-          <w:rFonts w:ascii="Arial" w:hAnsi="Arial" w:cs="Arial"/>
-          <w:sz w:val="18"/>
-        </w:rPr>
-        <w:t>BigQuery</w:t>
-      </w:r>
-      <w:proofErr w:type="spellEnd"/>
-      <w:r>
-        <w:rPr>
-          <w:rFonts w:ascii="Arial" w:hAnsi="Arial" w:cs="Arial"/>
-          <w:sz w:val="18"/>
-        </w:rPr>
-        <w:t xml:space="preserve"> • </w:t>
-      </w:r>
-      <w:r>
-        <w:rPr>
-          <w:rFonts w:ascii="Arial" w:hAnsi="Arial" w:cs="Arial"/>
-          <w:b/>
-          <w:sz w:val="18"/>
-        </w:rPr>
         <w:t>CI/CD</w:t>
       </w:r>
       <w:r>
@@ -1116,65 +599,8 @@
           <w:rFonts w:ascii="Arial" w:hAnsi="Arial" w:cs="Arial"/>
           <w:sz w:val="18"/>
         </w:rPr>
-        <w:t xml:space="preserve">: </w:t>
-      </w:r>
-      <w:proofErr w:type="spellStart"/>
-      <w:r>
-        <w:rPr>
-          <w:rFonts w:ascii="Arial" w:hAnsi="Arial" w:cs="Arial"/>
-          <w:sz w:val="18"/>
-        </w:rPr>
-        <w:t>GitHub</w:t>
-      </w:r>
-      <w:proofErr w:type="spellEnd"/>
-      <w:r>
-        <w:rPr>
-          <w:rFonts w:ascii="Arial" w:hAnsi="Arial" w:cs="Arial"/>
-          <w:sz w:val="18"/>
-        </w:rPr>
-        <w:t xml:space="preserve"> Actions, </w:t>
-      </w:r>
-      <w:proofErr w:type="spellStart"/>
-      <w:r>
-        <w:rPr>
-          <w:rFonts w:ascii="Arial" w:hAnsi="Arial" w:cs="Arial"/>
-          <w:sz w:val="18"/>
-        </w:rPr>
-        <w:t>GitLab</w:t>
-      </w:r>
-      <w:proofErr w:type="spellEnd"/>
-      <w:r>
-        <w:rPr>
-          <w:rFonts w:ascii="Arial" w:hAnsi="Arial" w:cs="Arial"/>
-          <w:sz w:val="18"/>
-        </w:rPr>
-        <w:t xml:space="preserve"> CI, Jenkins, Azure </w:t>
-      </w:r>
-      <w:proofErr w:type="spellStart"/>
-      <w:r>
-        <w:rPr>
-          <w:rFonts w:ascii="Arial" w:hAnsi="Arial" w:cs="Arial"/>
-          <w:sz w:val="18"/>
-        </w:rPr>
-        <w:t>DevOps</w:t>
-      </w:r>
-      <w:proofErr w:type="spellEnd"/>
-      <w:r>
-        <w:rPr>
-          <w:rFonts w:ascii="Arial" w:hAnsi="Arial" w:cs="Arial"/>
-          <w:sz w:val="18"/>
-        </w:rPr>
-        <w:t xml:space="preserve">, </w:t>
-      </w:r>
-      <w:proofErr w:type="spellStart"/>
-      <w:r>
-        <w:rPr>
-          <w:rFonts w:ascii="Arial" w:hAnsi="Arial" w:cs="Arial"/>
-          <w:sz w:val="18"/>
-        </w:rPr>
-        <w:t>CircleCI</w:t>
-      </w:r>
-      <w:proofErr w:type="spellEnd"/>
+        <w:t>: GitHub Actions, GitLab CI, Jenkins, Azure DevOps, CircleCI</w:t>
+      </w:r>
     </w:p>
     <w:p>
       <w:pPr>
@@ -1189,94 +615,35 @@
           <w:sz w:val="18"/>
         </w:rPr>
       </w:pPr>
-      <w:proofErr w:type="spellStart"/>
       <w:r>
         <w:rPr>
           <w:rFonts w:ascii="Arial" w:hAnsi="Arial" w:cs="Arial"/>
           <w:b/>
           <w:sz w:val="18"/>
         </w:rPr>
-        <w:t>Observability</w:t>
-      </w:r>
-      <w:proofErr w:type="spellEnd"/>
+        <w:t>Observability, Quality &amp; Security –</w:t>
+      </w:r>
+      <w:r>
+        <w:rPr>
+          <w:rFonts w:ascii="Arial" w:hAnsi="Arial" w:cs="Arial"/>
+          <w:sz w:val="18"/>
+        </w:rPr>
+        <w:t xml:space="preserve"> OpenTelemetry, Datadog, Prometheus, Grafana, ELK/EFK, CloudWatch, structured logging • </w:t>
+      </w:r>
       <w:r>
         <w:rPr>
           <w:rFonts w:ascii="Arial" w:hAnsi="Arial" w:cs="Arial"/>
           <w:b/>
           <w:sz w:val="18"/>
         </w:rPr>
-        <w:t>, Quality &amp; Security –</w:t>
-      </w:r>
-      <w:r>
-        <w:rPr>
-          <w:rFonts w:ascii="Arial" w:hAnsi="Arial" w:cs="Arial"/>
-          <w:sz w:val="18"/>
-        </w:rPr>
-        <w:t xml:space="preserve"> </w:t>
-      </w:r>
-      <w:proofErr w:type="spellStart"/>
-      <w:r>
-        <w:rPr>
-          <w:rFonts w:ascii="Arial" w:hAnsi="Arial" w:cs="Arial"/>
-          <w:sz w:val="18"/>
-        </w:rPr>
-        <w:t>OpenTelemetry</w:t>
-      </w:r>
-      <w:proofErr w:type="spellEnd"/>
-      <w:r>
-        <w:rPr>
-          <w:rFonts w:ascii="Arial" w:hAnsi="Arial" w:cs="Arial"/>
-          <w:sz w:val="18"/>
-        </w:rPr>
-        <w:t xml:space="preserve">, </w:t>
-      </w:r>
-      <w:proofErr w:type="spellStart"/>
-      <w:r>
-        <w:rPr>
-          <w:rFonts w:ascii="Arial" w:hAnsi="Arial" w:cs="Arial"/>
-          <w:sz w:val="18"/>
-        </w:rPr>
-        <w:t>Datadog</w:t>
-      </w:r>
-      <w:proofErr w:type="spellEnd"/>
-      <w:r>
-        <w:rPr>
-          <w:rFonts w:ascii="Arial" w:hAnsi="Arial" w:cs="Arial"/>
-          <w:sz w:val="18"/>
-        </w:rPr>
-        <w:t xml:space="preserve">, Prometheus, </w:t>
-      </w:r>
-      <w:proofErr w:type="spellStart"/>
-      <w:r>
-        <w:rPr>
-          <w:rFonts w:ascii="Arial" w:hAnsi="Arial" w:cs="Arial"/>
-          <w:sz w:val="18"/>
-        </w:rPr>
-        <w:t>Grafana</w:t>
-      </w:r>
-      <w:proofErr w:type="spellEnd"/>
-      <w:r>
-        <w:rPr>
-          <w:rFonts w:ascii="Arial" w:hAnsi="Arial" w:cs="Arial"/>
-          <w:sz w:val="18"/>
-        </w:rPr>
-        <w:t xml:space="preserve">, ELK/EFK, </w:t>
-      </w:r>
-      <w:proofErr w:type="spellStart"/>
-      <w:r>
-        <w:rPr>
-          <w:rFonts w:ascii="Arial" w:hAnsi="Arial" w:cs="Arial"/>
-          <w:sz w:val="18"/>
-        </w:rPr>
-        <w:t>CloudWatch</w:t>
-      </w:r>
-      <w:proofErr w:type="spellEnd"/>
-      <w:r>
-        <w:rPr>
-          <w:rFonts w:ascii="Arial" w:hAnsi="Arial" w:cs="Arial"/>
-          <w:sz w:val="18"/>
-        </w:rPr>
-        <w:t xml:space="preserve">, structured logging • </w:t>
+        <w:t>Testing</w:t>
+      </w:r>
+      <w:r>
+        <w:rPr>
+          <w:rFonts w:ascii="Arial" w:hAnsi="Arial" w:cs="Arial"/>
+          <w:sz w:val="18"/>
+        </w:rPr>
+        <w:t xml:space="preserve">: Jest, Mocha, Chai, React Testing Library, Cypress, Playwright, API contract tests (Pact-style) • </w:t>
       </w:r>
       <w:r>
         <w:rPr>
@@ -1284,21 +651,6 @@
           <w:b/>
           <w:sz w:val="18"/>
         </w:rPr>
-        <w:t>Testing</w:t>
-      </w:r>
-      <w:r>
-        <w:rPr>
-          <w:rFonts w:ascii="Arial" w:hAnsi="Arial" w:cs="Arial"/>
-          <w:sz w:val="18"/>
-        </w:rPr>
-        <w:t xml:space="preserve">: Jest, Mocha, Chai, React Testing Library, Cypress, Playwright, API contract tests (Pact-style) • </w:t>
-      </w:r>
-      <w:r>
-        <w:rPr>
-          <w:rFonts w:ascii="Arial" w:hAnsi="Arial" w:cs="Arial"/>
-          <w:b/>
-          <w:sz w:val="18"/>
-        </w:rPr>
         <w:t>Security</w:t>
       </w:r>
       <w:r>
@@ -1306,55 +658,7 @@
           <w:rFonts w:ascii="Arial" w:hAnsi="Arial" w:cs="Arial"/>
           <w:sz w:val="18"/>
         </w:rPr>
-        <w:t xml:space="preserve">: OAuth2, </w:t>
-      </w:r>
-      <w:proofErr w:type="spellStart"/>
-      <w:r>
-        <w:rPr>
-          <w:rFonts w:ascii="Arial" w:hAnsi="Arial" w:cs="Arial"/>
-          <w:sz w:val="18"/>
-        </w:rPr>
-        <w:t>OpenID</w:t>
-      </w:r>
-      <w:proofErr w:type="spellEnd"/>
-      <w:r>
-        <w:rPr>
-          <w:rFonts w:ascii="Arial" w:hAnsi="Arial" w:cs="Arial"/>
-          <w:sz w:val="18"/>
-        </w:rPr>
-        <w:t xml:space="preserve"> Connect, JWT, </w:t>
-      </w:r>
-      <w:proofErr w:type="spellStart"/>
-      <w:r>
-        <w:rPr>
-          <w:rFonts w:ascii="Arial" w:hAnsi="Arial" w:cs="Arial"/>
-          <w:sz w:val="18"/>
-        </w:rPr>
-        <w:t>Okta</w:t>
-      </w:r>
-      <w:proofErr w:type="spellEnd"/>
-      <w:r>
-        <w:rPr>
-          <w:rFonts w:ascii="Arial" w:hAnsi="Arial" w:cs="Arial"/>
-          <w:sz w:val="18"/>
-        </w:rPr>
-        <w:t xml:space="preserve">, Auth0, AWS </w:t>
-      </w:r>
-      <w:proofErr w:type="spellStart"/>
-      <w:r>
-        <w:rPr>
-          <w:rFonts w:ascii="Arial" w:hAnsi="Arial" w:cs="Arial"/>
-          <w:sz w:val="18"/>
-        </w:rPr>
-        <w:t>Cognito</w:t>
-      </w:r>
-      <w:proofErr w:type="spellEnd"/>
-      <w:r>
-        <w:rPr>
-          <w:rFonts w:ascii="Arial" w:hAnsi="Arial" w:cs="Arial"/>
-          <w:sz w:val="18"/>
-        </w:rPr>
-        <w:t>, rate limiting, RBAC/ABAC, audit logging</w:t>
+        <w:t>: OAuth2, OpenID Connect, JWT, Okta, Auth0, AWS Cognito, rate limiting, RBAC/ABAC, audit logging</w:t>
       </w:r>
     </w:p>
     <w:p>
@@ -1399,7 +703,6 @@
       </w:r>
     </w:p>
     <w:p>
-      <w:proofErr w:type="spellStart"/>
       <w:proofErr w:type="gramStart"/>
       <w:r>
         <w:rPr>
@@ -1408,17 +711,7 @@
           <w:sz w:val="21"/>
           <w:szCs w:val="21"/>
         </w:rPr>
-        <w:t>SumatoSoft</w:t>
-      </w:r>
-      <w:proofErr w:type="spellEnd"/>
-      <w:r>
-        <w:rPr>
-          <w:rFonts w:ascii="Arial" w:eastAsia="Arial" w:hAnsi="Arial" w:cs="Arial"/>
-          <w:color w:val="555555"/>
-          <w:sz w:val="21"/>
-          <w:szCs w:val="21"/>
-        </w:rPr>
-        <w:t xml:space="preserve">  |</w:t>
+        <w:t>SumatoSoft  |</w:t>
       </w:r>
       <w:proofErr w:type="gramEnd"/>
       <w:r>
@@ -1472,18 +765,8 @@
           <w:rFonts w:ascii="Arial" w:hAnsi="Arial" w:cs="Arial"/>
           <w:sz w:val="18"/>
         </w:rPr>
-        <w:t xml:space="preserve">React + </w:t>
-      </w:r>
-      <w:proofErr w:type="spellStart"/>
-      <w:r>
-        <w:rPr>
-          <w:rStyle w:val="Strong"/>
-          <w:rFonts w:ascii="Arial" w:hAnsi="Arial" w:cs="Arial"/>
-          <w:sz w:val="18"/>
-        </w:rPr>
-        <w:t>TypeScript</w:t>
-      </w:r>
-      <w:proofErr w:type="spellEnd"/>
+        <w:t>React + TypeScript</w:t>
+      </w:r>
       <w:r>
         <w:rPr>
           <w:rFonts w:ascii="Arial" w:hAnsi="Arial" w:cs="Arial"/>
@@ -1557,7 +840,6 @@
         </w:rPr>
         <w:t xml:space="preserve"> and </w:t>
       </w:r>
-      <w:proofErr w:type="spellStart"/>
       <w:r>
         <w:rPr>
           <w:rStyle w:val="Strong"/>
@@ -1566,7 +848,6 @@
         </w:rPr>
         <w:t>GraphQL</w:t>
       </w:r>
-      <w:proofErr w:type="spellEnd"/>
       <w:r>
         <w:rPr>
           <w:rFonts w:ascii="Arial" w:hAnsi="Arial" w:cs="Arial"/>
@@ -1625,7 +906,6 @@
         </w:rPr>
         <w:t xml:space="preserve">, and </w:t>
       </w:r>
-      <w:proofErr w:type="spellStart"/>
       <w:r>
         <w:rPr>
           <w:rStyle w:val="Strong"/>
@@ -1634,7 +914,6 @@
         </w:rPr>
         <w:t>RabbitMQ</w:t>
       </w:r>
-      <w:proofErr w:type="spellEnd"/>
       <w:r>
         <w:rPr>
           <w:rFonts w:ascii="Arial" w:hAnsi="Arial" w:cs="Arial"/>
@@ -1657,23 +936,13 @@
         </w:rPr>
         <w:t xml:space="preserve">, replay tooling, and </w:t>
       </w:r>
-      <w:proofErr w:type="spellStart"/>
-      <w:r>
-        <w:rPr>
-          <w:rStyle w:val="Strong"/>
-          <w:rFonts w:ascii="Arial" w:hAnsi="Arial" w:cs="Arial"/>
-          <w:sz w:val="18"/>
-        </w:rPr>
-        <w:t>idempotency</w:t>
-      </w:r>
-      <w:proofErr w:type="spellEnd"/>
-      <w:r>
-        <w:rPr>
-          <w:rStyle w:val="Strong"/>
-          <w:rFonts w:ascii="Arial" w:hAnsi="Arial" w:cs="Arial"/>
-          <w:sz w:val="18"/>
-        </w:rPr>
-        <w:t xml:space="preserve"> keys</w:t>
+      <w:r>
+        <w:rPr>
+          <w:rStyle w:val="Strong"/>
+          <w:rFonts w:ascii="Arial" w:hAnsi="Arial" w:cs="Arial"/>
+          <w:sz w:val="18"/>
+        </w:rPr>
+        <w:t>idempotency keys</w:t>
       </w:r>
       <w:r>
         <w:rPr>
@@ -1703,7 +972,6 @@
         </w:rPr>
         <w:t xml:space="preserve">Implemented data modeling and query optimization across </w:t>
       </w:r>
-      <w:proofErr w:type="spellStart"/>
       <w:r>
         <w:rPr>
           <w:rStyle w:val="Strong"/>
@@ -1712,7 +980,6 @@
         </w:rPr>
         <w:t>PostgreSQL</w:t>
       </w:r>
-      <w:proofErr w:type="spellEnd"/>
       <w:r>
         <w:rPr>
           <w:rFonts w:ascii="Arial" w:hAnsi="Arial" w:cs="Arial"/>
@@ -1771,7 +1038,6 @@
         </w:rPr>
         <w:t xml:space="preserve">Added caching layers using </w:t>
       </w:r>
-      <w:proofErr w:type="spellStart"/>
       <w:proofErr w:type="gramStart"/>
       <w:r>
         <w:rPr>
@@ -1781,7 +1047,6 @@
         </w:rPr>
         <w:t>Redis</w:t>
       </w:r>
-      <w:proofErr w:type="spellEnd"/>
       <w:proofErr w:type="gramEnd"/>
       <w:r>
         <w:rPr>
@@ -1790,7 +1055,6 @@
         </w:rPr>
         <w:t xml:space="preserve"> and </w:t>
       </w:r>
-      <w:proofErr w:type="spellStart"/>
       <w:r>
         <w:rPr>
           <w:rStyle w:val="Strong"/>
@@ -1799,7 +1063,6 @@
         </w:rPr>
         <w:t>ElastiCache</w:t>
       </w:r>
-      <w:proofErr w:type="spellEnd"/>
       <w:r>
         <w:rPr>
           <w:rFonts w:ascii="Arial" w:hAnsi="Arial" w:cs="Arial"/>
@@ -1843,7 +1106,6 @@
         </w:rPr>
         <w:t xml:space="preserve"> and </w:t>
       </w:r>
-      <w:proofErr w:type="spellStart"/>
       <w:r>
         <w:rPr>
           <w:rStyle w:val="Strong"/>
@@ -1852,7 +1114,6 @@
         </w:rPr>
         <w:t>CloudFront</w:t>
       </w:r>
-      <w:proofErr w:type="spellEnd"/>
       <w:r>
         <w:rPr>
           <w:rFonts w:ascii="Arial" w:hAnsi="Arial" w:cs="Arial"/>
@@ -1881,7 +1142,6 @@
         </w:rPr>
         <w:t xml:space="preserve">Implemented selective persistence and high-throughput lookups using </w:t>
       </w:r>
-      <w:proofErr w:type="spellStart"/>
       <w:r>
         <w:rPr>
           <w:rStyle w:val="Strong"/>
@@ -1890,7 +1150,6 @@
         </w:rPr>
         <w:t>DynamoDB</w:t>
       </w:r>
-      <w:proofErr w:type="spellEnd"/>
       <w:r>
         <w:rPr>
           <w:rFonts w:ascii="Arial" w:hAnsi="Arial" w:cs="Arial"/>
@@ -1919,7 +1178,6 @@
         </w:rPr>
         <w:t xml:space="preserve">Built search and audit exploration using </w:t>
       </w:r>
-      <w:proofErr w:type="spellStart"/>
       <w:r>
         <w:rPr>
           <w:rStyle w:val="Strong"/>
@@ -1928,7 +1186,6 @@
         </w:rPr>
         <w:t>Elasticsearch</w:t>
       </w:r>
-      <w:proofErr w:type="spellEnd"/>
       <w:r>
         <w:rPr>
           <w:rFonts w:ascii="Arial" w:hAnsi="Arial" w:cs="Arial"/>
@@ -1987,7 +1244,6 @@
         </w:rPr>
         <w:t xml:space="preserve"> and </w:t>
       </w:r>
-      <w:proofErr w:type="spellStart"/>
       <w:r>
         <w:rPr>
           <w:rStyle w:val="Strong"/>
@@ -1996,7 +1252,6 @@
         </w:rPr>
         <w:t>BigQuery</w:t>
       </w:r>
-      <w:proofErr w:type="spellEnd"/>
       <w:r>
         <w:rPr>
           <w:rFonts w:ascii="Arial" w:hAnsi="Arial" w:cs="Arial"/>
@@ -2136,7 +1391,6 @@
         </w:rPr>
         <w:t xml:space="preserve">Orchestrated multi-step workflows using </w:t>
       </w:r>
-      <w:proofErr w:type="spellStart"/>
       <w:r>
         <w:rPr>
           <w:rStyle w:val="Strong"/>
@@ -2145,7 +1399,6 @@
         </w:rPr>
         <w:t>EventBridge</w:t>
       </w:r>
-      <w:proofErr w:type="spellEnd"/>
       <w:r>
         <w:rPr>
           <w:rFonts w:ascii="Arial" w:hAnsi="Arial" w:cs="Arial"/>
@@ -2166,23 +1419,7 @@
           <w:rFonts w:ascii="Arial" w:hAnsi="Arial" w:cs="Arial"/>
           <w:sz w:val="18"/>
         </w:rPr>
-        <w:t xml:space="preserve">, making long-running business processes observable, </w:t>
-      </w:r>
-      <w:proofErr w:type="spellStart"/>
-      <w:r>
-        <w:rPr>
-          <w:rFonts w:ascii="Arial" w:hAnsi="Arial" w:cs="Arial"/>
-          <w:sz w:val="18"/>
-        </w:rPr>
-        <w:t>retryable</w:t>
-      </w:r>
-      <w:proofErr w:type="spellEnd"/>
-      <w:r>
-        <w:rPr>
-          <w:rFonts w:ascii="Arial" w:hAnsi="Arial" w:cs="Arial"/>
-          <w:sz w:val="18"/>
-        </w:rPr>
-        <w:t>, and easier to operate.</w:t>
+        <w:t>, making long-running business processes observable, retryable, and easier to operate.</w:t>
       </w:r>
     </w:p>
     <w:p>
@@ -2205,7 +1442,6 @@
         </w:rPr>
         <w:t xml:space="preserve">Automated infrastructure and environments using </w:t>
       </w:r>
-      <w:proofErr w:type="spellStart"/>
       <w:r>
         <w:rPr>
           <w:rStyle w:val="Strong"/>
@@ -2214,7 +1450,6 @@
         </w:rPr>
         <w:t>Terraform</w:t>
       </w:r>
-      <w:proofErr w:type="spellEnd"/>
       <w:r>
         <w:rPr>
           <w:rFonts w:ascii="Arial" w:hAnsi="Arial" w:cs="Arial"/>
@@ -2222,7 +1457,6 @@
         </w:rPr>
         <w:t xml:space="preserve"> and </w:t>
       </w:r>
-      <w:proofErr w:type="spellStart"/>
       <w:r>
         <w:rPr>
           <w:rStyle w:val="Strong"/>
@@ -2231,7 +1465,6 @@
         </w:rPr>
         <w:t>CloudFormation</w:t>
       </w:r>
-      <w:proofErr w:type="spellEnd"/>
       <w:r>
         <w:rPr>
           <w:rFonts w:ascii="Arial" w:hAnsi="Arial" w:cs="Arial"/>
@@ -2261,23 +1494,13 @@
         <w:lastRenderedPageBreak/>
         <w:t xml:space="preserve">Standardized delivery pipelines using </w:t>
       </w:r>
-      <w:proofErr w:type="spellStart"/>
-      <w:r>
-        <w:rPr>
-          <w:rStyle w:val="Strong"/>
-          <w:rFonts w:ascii="Arial" w:hAnsi="Arial" w:cs="Arial"/>
-          <w:sz w:val="18"/>
-        </w:rPr>
-        <w:t>GitHub</w:t>
-      </w:r>
-      <w:proofErr w:type="spellEnd"/>
-      <w:r>
-        <w:rPr>
-          <w:rStyle w:val="Strong"/>
-          <w:rFonts w:ascii="Arial" w:hAnsi="Arial" w:cs="Arial"/>
-          <w:sz w:val="18"/>
-        </w:rPr>
-        <w:t xml:space="preserve"> Actions</w:t>
+      <w:r>
+        <w:rPr>
+          <w:rStyle w:val="Strong"/>
+          <w:rFonts w:ascii="Arial" w:hAnsi="Arial" w:cs="Arial"/>
+          <w:sz w:val="18"/>
+        </w:rPr>
+        <w:t>GitHub Actions</w:t>
       </w:r>
       <w:r>
         <w:rPr>
@@ -2286,23 +1509,13 @@
         </w:rPr>
         <w:t xml:space="preserve">, </w:t>
       </w:r>
-      <w:proofErr w:type="spellStart"/>
-      <w:r>
-        <w:rPr>
-          <w:rStyle w:val="Strong"/>
-          <w:rFonts w:ascii="Arial" w:hAnsi="Arial" w:cs="Arial"/>
-          <w:sz w:val="18"/>
-        </w:rPr>
-        <w:t>GitLab</w:t>
-      </w:r>
-      <w:proofErr w:type="spellEnd"/>
-      <w:r>
-        <w:rPr>
-          <w:rStyle w:val="Strong"/>
-          <w:rFonts w:ascii="Arial" w:hAnsi="Arial" w:cs="Arial"/>
-          <w:sz w:val="18"/>
-        </w:rPr>
-        <w:t xml:space="preserve"> CI</w:t>
+      <w:r>
+        <w:rPr>
+          <w:rStyle w:val="Strong"/>
+          <w:rFonts w:ascii="Arial" w:hAnsi="Arial" w:cs="Arial"/>
+          <w:sz w:val="18"/>
+        </w:rPr>
+        <w:t>GitLab CI</w:t>
       </w:r>
       <w:r>
         <w:rPr>
@@ -2347,7 +1560,6 @@
         </w:rPr>
         <w:t xml:space="preserve">Established end-to-end visibility with </w:t>
       </w:r>
-      <w:proofErr w:type="spellStart"/>
       <w:r>
         <w:rPr>
           <w:rStyle w:val="Strong"/>
@@ -2356,7 +1568,6 @@
         </w:rPr>
         <w:t>OpenTelemetry</w:t>
       </w:r>
-      <w:proofErr w:type="spellEnd"/>
       <w:r>
         <w:rPr>
           <w:rFonts w:ascii="Arial" w:hAnsi="Arial" w:cs="Arial"/>
@@ -2364,7 +1575,6 @@
         </w:rPr>
         <w:t xml:space="preserve">, dashboards in </w:t>
       </w:r>
-      <w:proofErr w:type="spellStart"/>
       <w:r>
         <w:rPr>
           <w:rStyle w:val="Strong"/>
@@ -2373,7 +1583,6 @@
         </w:rPr>
         <w:t>Datadog</w:t>
       </w:r>
-      <w:proofErr w:type="spellEnd"/>
       <w:r>
         <w:rPr>
           <w:rFonts w:ascii="Arial" w:hAnsi="Arial" w:cs="Arial"/>
@@ -2396,7 +1605,6 @@
         </w:rPr>
         <w:t xml:space="preserve">, and </w:t>
       </w:r>
-      <w:proofErr w:type="spellStart"/>
       <w:r>
         <w:rPr>
           <w:rStyle w:val="Strong"/>
@@ -2405,7 +1613,6 @@
         </w:rPr>
         <w:t>Grafana</w:t>
       </w:r>
-      <w:proofErr w:type="spellEnd"/>
       <w:r>
         <w:rPr>
           <w:rFonts w:ascii="Arial" w:hAnsi="Arial" w:cs="Arial"/>
@@ -2449,7 +1656,6 @@
         </w:rPr>
         <w:t xml:space="preserve"> and </w:t>
       </w:r>
-      <w:proofErr w:type="spellStart"/>
       <w:r>
         <w:rPr>
           <w:rStyle w:val="Strong"/>
@@ -2458,7 +1664,6 @@
         </w:rPr>
         <w:t>CloudWatch</w:t>
       </w:r>
-      <w:proofErr w:type="spellEnd"/>
       <w:r>
         <w:rPr>
           <w:rFonts w:ascii="Arial" w:hAnsi="Arial" w:cs="Arial"/>
@@ -2618,7 +1823,6 @@
         </w:rPr>
         <w:t xml:space="preserve">Built background processing for slow operations using </w:t>
       </w:r>
-      <w:proofErr w:type="spellStart"/>
       <w:r>
         <w:rPr>
           <w:rStyle w:val="Strong"/>
@@ -2627,7 +1831,6 @@
         </w:rPr>
         <w:t>RabbitMQ</w:t>
       </w:r>
-      <w:proofErr w:type="spellEnd"/>
       <w:r>
         <w:rPr>
           <w:rFonts w:ascii="Arial" w:hAnsi="Arial" w:cs="Arial"/>
@@ -2701,23 +1904,7 @@
           <w:rFonts w:ascii="Arial" w:hAnsi="Arial" w:cs="Arial"/>
           <w:sz w:val="18"/>
         </w:rPr>
-        <w:t xml:space="preserve"> retries, and </w:t>
-      </w:r>
-      <w:proofErr w:type="spellStart"/>
-      <w:r>
-        <w:rPr>
-          <w:rFonts w:ascii="Arial" w:hAnsi="Arial" w:cs="Arial"/>
-          <w:sz w:val="18"/>
-        </w:rPr>
-        <w:t>idempotency</w:t>
-      </w:r>
-      <w:proofErr w:type="spellEnd"/>
-      <w:r>
-        <w:rPr>
-          <w:rFonts w:ascii="Arial" w:hAnsi="Arial" w:cs="Arial"/>
-          <w:sz w:val="18"/>
-        </w:rPr>
-        <w:t xml:space="preserve"> to high-traffic endpoints to improve reliability under burst loads and prevent duplicate writes.</w:t>
+        <w:t xml:space="preserve"> retries, and idempotency to high-traffic endpoints to improve reliability under burst loads and prevent duplicate writes.</w:t>
       </w:r>
     </w:p>
     <w:p>
@@ -2740,23 +1927,13 @@
         </w:rPr>
         <w:t xml:space="preserve">Improved search experiences using </w:t>
       </w:r>
-      <w:proofErr w:type="spellStart"/>
-      <w:r>
-        <w:rPr>
-          <w:rStyle w:val="Strong"/>
-          <w:rFonts w:ascii="Arial" w:hAnsi="Arial" w:cs="Arial"/>
-          <w:sz w:val="18"/>
-        </w:rPr>
-        <w:t>Elasticsearch</w:t>
-      </w:r>
-      <w:proofErr w:type="spellEnd"/>
-      <w:r>
-        <w:rPr>
-          <w:rStyle w:val="Strong"/>
-          <w:rFonts w:ascii="Arial" w:hAnsi="Arial" w:cs="Arial"/>
-          <w:sz w:val="18"/>
-        </w:rPr>
-        <w:t>/OpenSearch</w:t>
+      <w:r>
+        <w:rPr>
+          <w:rStyle w:val="Strong"/>
+          <w:rFonts w:ascii="Arial" w:hAnsi="Arial" w:cs="Arial"/>
+          <w:sz w:val="18"/>
+        </w:rPr>
+        <w:t>Elasticsearch/OpenSearch</w:t>
       </w:r>
       <w:r>
         <w:rPr>
@@ -2786,7 +1963,6 @@
         </w:rPr>
         <w:t xml:space="preserve">Tuned database performance with targeted indexing and query refactors across </w:t>
       </w:r>
-      <w:proofErr w:type="spellStart"/>
       <w:r>
         <w:rPr>
           <w:rStyle w:val="Strong"/>
@@ -2795,7 +1971,6 @@
         </w:rPr>
         <w:t>PostgreSQL</w:t>
       </w:r>
-      <w:proofErr w:type="spellEnd"/>
       <w:r>
         <w:rPr>
           <w:rFonts w:ascii="Arial" w:hAnsi="Arial" w:cs="Arial"/>
@@ -2839,7 +2014,6 @@
         </w:rPr>
         <w:t xml:space="preserve">Introduced caching with </w:t>
       </w:r>
-      <w:proofErr w:type="spellStart"/>
       <w:r>
         <w:rPr>
           <w:rStyle w:val="Strong"/>
@@ -2848,7 +2022,6 @@
         </w:rPr>
         <w:t>Redis</w:t>
       </w:r>
-      <w:proofErr w:type="spellEnd"/>
       <w:r>
         <w:rPr>
           <w:rFonts w:ascii="Arial" w:hAnsi="Arial" w:cs="Arial"/>
@@ -2911,42 +2084,16 @@
           <w:rFonts w:ascii="Arial" w:hAnsi="Arial" w:cs="Arial"/>
           <w:sz w:val="18"/>
         </w:rPr>
-        <w:t xml:space="preserve">Strengthened </w:t>
-      </w:r>
-      <w:proofErr w:type="spellStart"/>
-      <w:r>
-        <w:rPr>
-          <w:rFonts w:ascii="Arial" w:hAnsi="Arial" w:cs="Arial"/>
-          <w:sz w:val="18"/>
-        </w:rPr>
-        <w:t>observability</w:t>
-      </w:r>
-      <w:proofErr w:type="spellEnd"/>
-      <w:r>
-        <w:rPr>
-          <w:rFonts w:ascii="Arial" w:hAnsi="Arial" w:cs="Arial"/>
-          <w:sz w:val="18"/>
-        </w:rPr>
-        <w:t xml:space="preserve"> with structured logging and dashboards in </w:t>
-      </w:r>
-      <w:r>
-        <w:rPr>
-          <w:rStyle w:val="Strong"/>
-          <w:rFonts w:ascii="Arial" w:hAnsi="Arial" w:cs="Arial"/>
-          <w:sz w:val="18"/>
-        </w:rPr>
-        <w:t>Prometheus/</w:t>
-      </w:r>
-      <w:proofErr w:type="spellStart"/>
-      <w:r>
-        <w:rPr>
-          <w:rStyle w:val="Strong"/>
-          <w:rFonts w:ascii="Arial" w:hAnsi="Arial" w:cs="Arial"/>
-          <w:sz w:val="18"/>
-        </w:rPr>
-        <w:t>Grafana</w:t>
-      </w:r>
-      <w:proofErr w:type="spellEnd"/>
+        <w:t xml:space="preserve">Strengthened observability with structured logging and dashboards in </w:t>
+      </w:r>
+      <w:r>
+        <w:rPr>
+          <w:rStyle w:val="Strong"/>
+          <w:rFonts w:ascii="Arial" w:hAnsi="Arial" w:cs="Arial"/>
+          <w:sz w:val="18"/>
+        </w:rPr>
+        <w:t>Prometheus/Grafana</w:t>
+      </w:r>
       <w:r>
         <w:rPr>
           <w:rFonts w:ascii="Arial" w:hAnsi="Arial" w:cs="Arial"/>
@@ -2954,7 +2101,6 @@
         </w:rPr>
         <w:t xml:space="preserve"> and </w:t>
       </w:r>
-      <w:proofErr w:type="spellStart"/>
       <w:r>
         <w:rPr>
           <w:rStyle w:val="Strong"/>
@@ -2963,7 +2109,6 @@
         </w:rPr>
         <w:t>Datadog</w:t>
       </w:r>
-      <w:proofErr w:type="spellEnd"/>
       <w:r>
         <w:rPr>
           <w:rFonts w:ascii="Arial" w:hAnsi="Arial" w:cs="Arial"/>
@@ -3007,7 +2152,6 @@
         </w:rPr>
         <w:t xml:space="preserve"> patterns and </w:t>
       </w:r>
-      <w:proofErr w:type="spellStart"/>
       <w:r>
         <w:rPr>
           <w:rStyle w:val="Strong"/>
@@ -3016,7 +2160,6 @@
         </w:rPr>
         <w:t>CloudWatch</w:t>
       </w:r>
-      <w:proofErr w:type="spellEnd"/>
       <w:r>
         <w:rPr>
           <w:rFonts w:ascii="Arial" w:hAnsi="Arial" w:cs="Arial"/>
@@ -3282,7 +2425,6 @@
         </w:rPr>
         <w:t xml:space="preserve">Modeled data and migrations across </w:t>
       </w:r>
-      <w:proofErr w:type="spellStart"/>
       <w:r>
         <w:rPr>
           <w:rStyle w:val="Strong"/>
@@ -3292,7 +2434,6 @@
         </w:rPr>
         <w:t>PostgreSQL</w:t>
       </w:r>
-      <w:proofErr w:type="spellEnd"/>
       <w:r>
         <w:rPr>
           <w:rFonts w:ascii="Arial" w:hAnsi="Arial" w:cs="Arial"/>
@@ -3358,7 +2499,6 @@
         </w:rPr>
         <w:t xml:space="preserve">Added caching patterns using </w:t>
       </w:r>
-      <w:proofErr w:type="spellStart"/>
       <w:proofErr w:type="gramStart"/>
       <w:r>
         <w:rPr>
@@ -3369,7 +2509,6 @@
         </w:rPr>
         <w:t>Redis</w:t>
       </w:r>
-      <w:proofErr w:type="spellEnd"/>
       <w:proofErr w:type="gramEnd"/>
       <w:r>
         <w:rPr>
@@ -3402,7 +2541,6 @@
         </w:rPr>
         <w:t xml:space="preserve">Implemented asynchronous processing with </w:t>
       </w:r>
-      <w:proofErr w:type="spellStart"/>
       <w:r>
         <w:rPr>
           <w:rStyle w:val="Strong"/>
@@ -3412,7 +2550,6 @@
         </w:rPr>
         <w:t>RabbitMQ</w:t>
       </w:r>
-      <w:proofErr w:type="spellEnd"/>
       <w:r>
         <w:rPr>
           <w:rFonts w:ascii="Arial" w:hAnsi="Arial" w:cs="Arial"/>
@@ -3444,7 +2581,6 @@
         </w:rPr>
         <w:t xml:space="preserve">Introduced search indexing with </w:t>
       </w:r>
-      <w:proofErr w:type="spellStart"/>
       <w:r>
         <w:rPr>
           <w:rStyle w:val="Strong"/>
@@ -3454,7 +2590,6 @@
         </w:rPr>
         <w:t>Elasticsearch</w:t>
       </w:r>
-      <w:proofErr w:type="spellEnd"/>
       <w:r>
         <w:rPr>
           <w:rFonts w:ascii="Arial" w:hAnsi="Arial" w:cs="Arial"/>
@@ -3503,7 +2638,6 @@
         </w:rPr>
         <w:t xml:space="preserve"> and </w:t>
       </w:r>
-      <w:proofErr w:type="spellStart"/>
       <w:r>
         <w:rPr>
           <w:rStyle w:val="Strong"/>
@@ -3513,7 +2647,6 @@
         </w:rPr>
         <w:t>CloudWatch</w:t>
       </w:r>
-      <w:proofErr w:type="spellEnd"/>
       <w:r>
         <w:rPr>
           <w:rFonts w:ascii="Arial" w:hAnsi="Arial" w:cs="Arial"/>
@@ -3545,7 +2678,6 @@
         </w:rPr>
         <w:t xml:space="preserve">Containerized key services using </w:t>
       </w:r>
-      <w:proofErr w:type="spellStart"/>
       <w:r>
         <w:rPr>
           <w:rStyle w:val="Strong"/>
@@ -3555,7 +2687,6 @@
         </w:rPr>
         <w:t>Docker</w:t>
       </w:r>
-      <w:proofErr w:type="spellEnd"/>
       <w:r>
         <w:rPr>
           <w:rFonts w:ascii="Arial" w:hAnsi="Arial" w:cs="Arial"/>
@@ -3587,7 +2718,6 @@
         </w:rPr>
         <w:t xml:space="preserve">Supported infrastructure automation foundations using </w:t>
       </w:r>
-      <w:proofErr w:type="spellStart"/>
       <w:r>
         <w:rPr>
           <w:rStyle w:val="Strong"/>
@@ -3595,29 +2725,8 @@
           <w:sz w:val="18"/>
           <w:szCs w:val="18"/>
         </w:rPr>
-        <w:t>Terraform</w:t>
-      </w:r>
-      <w:proofErr w:type="spellEnd"/>
-      <w:r>
-        <w:rPr>
-          <w:rStyle w:val="Strong"/>
-          <w:rFonts w:ascii="Arial" w:hAnsi="Arial" w:cs="Arial"/>
-          <w:sz w:val="18"/>
-          <w:szCs w:val="18"/>
-        </w:rPr>
-        <w:t>/</w:t>
-      </w:r>
-      <w:proofErr w:type="spellStart"/>
-      <w:r>
-        <w:rPr>
-          <w:rStyle w:val="Strong"/>
-          <w:rFonts w:ascii="Arial" w:hAnsi="Arial" w:cs="Arial"/>
-          <w:sz w:val="18"/>
-          <w:szCs w:val="18"/>
-        </w:rPr>
-        <w:t>CloudFormation</w:t>
-      </w:r>
-      <w:proofErr w:type="spellEnd"/>
+        <w:t>Terraform/CloudFormation</w:t>
+      </w:r>
       <w:r>
         <w:rPr>
           <w:rFonts w:ascii="Arial" w:hAnsi="Arial" w:cs="Arial"/>
@@ -3681,25 +2790,7 @@
           <w:sz w:val="18"/>
           <w:szCs w:val="18"/>
         </w:rPr>
-        <w:t xml:space="preserve"> improvements using Jenkins/</w:t>
-      </w:r>
-      <w:proofErr w:type="spellStart"/>
-      <w:r>
-        <w:rPr>
-          <w:rFonts w:ascii="Arial" w:hAnsi="Arial" w:cs="Arial"/>
-          <w:sz w:val="18"/>
-          <w:szCs w:val="18"/>
-        </w:rPr>
-        <w:t>GitHub</w:t>
-      </w:r>
-      <w:proofErr w:type="spellEnd"/>
-      <w:r>
-        <w:rPr>
-          <w:rFonts w:ascii="Arial" w:hAnsi="Arial" w:cs="Arial"/>
-          <w:sz w:val="18"/>
-          <w:szCs w:val="18"/>
-        </w:rPr>
-        <w:t>-style pipelines, reducing manual deployment steps and improving release consistency.</w:t>
+        <w:t xml:space="preserve"> improvements using Jenkins/GitHub-style pipelines, reducing manual deployment steps and improving release consistency.</w:t>
       </w:r>
     </w:p>
     <w:p>
@@ -3911,23 +3002,7 @@
           <w:rFonts w:ascii="Arial" w:hAnsi="Arial" w:cs="Arial"/>
           <w:sz w:val="18"/>
         </w:rPr>
-        <w:t xml:space="preserve">Supported operational readiness by improving log readability and adding lightweight </w:t>
-      </w:r>
-      <w:proofErr w:type="spellStart"/>
-      <w:r>
-        <w:rPr>
-          <w:rFonts w:ascii="Arial" w:hAnsi="Arial" w:cs="Arial"/>
-          <w:sz w:val="18"/>
-        </w:rPr>
-        <w:t>runbook</w:t>
-      </w:r>
-      <w:proofErr w:type="spellEnd"/>
-      <w:r>
-        <w:rPr>
-          <w:rFonts w:ascii="Arial" w:hAnsi="Arial" w:cs="Arial"/>
-          <w:sz w:val="18"/>
-        </w:rPr>
-        <w:t xml:space="preserve"> notes for recurring incidents.</w:t>
+        <w:t>Supported operational readiness by improving log readability and adding lightweight runbook notes for recurring incidents.</w:t>
       </w:r>
     </w:p>
     <w:p>
@@ -4118,7 +3193,6 @@
           <w:sz w:val="18"/>
         </w:rPr>
       </w:pPr>
-      <w:bookmarkStart w:id="0" w:name="_GoBack"/>
       <w:r>
         <w:rPr>
           <w:rStyle w:val="Strong"/>
@@ -4163,25 +3237,8 @@
           <w:rFonts w:ascii="Arial" w:hAnsi="Arial" w:cs="Arial"/>
           <w:sz w:val="18"/>
         </w:rPr>
-        <w:t xml:space="preserve"> APIs (REST/</w:t>
-      </w:r>
-      <w:proofErr w:type="spellStart"/>
-      <w:r>
-        <w:rPr>
-          <w:rFonts w:ascii="Arial" w:hAnsi="Arial" w:cs="Arial"/>
-          <w:sz w:val="18"/>
-        </w:rPr>
-        <w:t>GraphQL</w:t>
-      </w:r>
-      <w:proofErr w:type="spellEnd"/>
-      <w:r>
-        <w:rPr>
-          <w:rFonts w:ascii="Arial" w:hAnsi="Arial" w:cs="Arial"/>
-          <w:sz w:val="18"/>
-        </w:rPr>
-        <w:t xml:space="preserve">-style patterns) backed by </w:t>
-      </w:r>
-      <w:proofErr w:type="spellStart"/>
+        <w:t xml:space="preserve"> APIs (REST/GraphQL-style patterns) backed by </w:t>
+      </w:r>
       <w:r>
         <w:rPr>
           <w:rStyle w:val="Strong"/>
@@ -4190,7 +3247,6 @@
         </w:rPr>
         <w:t>PostgreSQL</w:t>
       </w:r>
-      <w:proofErr w:type="spellEnd"/>
       <w:r>
         <w:rPr>
           <w:rFonts w:ascii="Arial" w:hAnsi="Arial" w:cs="Arial"/>
@@ -4198,7 +3254,6 @@
         </w:rPr>
         <w:t xml:space="preserve"> for transactional data and </w:t>
       </w:r>
-      <w:proofErr w:type="spellStart"/>
       <w:r>
         <w:rPr>
           <w:rStyle w:val="Strong"/>
@@ -4207,7 +3262,6 @@
         </w:rPr>
         <w:t>Redis</w:t>
       </w:r>
-      <w:proofErr w:type="spellEnd"/>
       <w:r>
         <w:rPr>
           <w:rFonts w:ascii="Arial" w:hAnsi="Arial" w:cs="Arial"/>
@@ -4251,7 +3305,6 @@
         </w:rPr>
         <w:t xml:space="preserve">, </w:t>
       </w:r>
-      <w:proofErr w:type="spellStart"/>
       <w:r>
         <w:rPr>
           <w:rStyle w:val="Strong"/>
@@ -4260,29 +3313,12 @@
         </w:rPr>
         <w:t>EventBridge</w:t>
       </w:r>
-      <w:proofErr w:type="spellEnd"/>
-      <w:r>
-        <w:rPr>
-          <w:rFonts w:ascii="Arial" w:hAnsi="Arial" w:cs="Arial"/>
-          <w:sz w:val="18"/>
-        </w:rPr>
-        <w:t xml:space="preserve">, and retry-safe consumers, using DLQs and </w:t>
-      </w:r>
-      <w:proofErr w:type="spellStart"/>
-      <w:r>
-        <w:rPr>
-          <w:rFonts w:ascii="Arial" w:hAnsi="Arial" w:cs="Arial"/>
-          <w:sz w:val="18"/>
-        </w:rPr>
-        <w:t>idempotency</w:t>
-      </w:r>
-      <w:proofErr w:type="spellEnd"/>
-      <w:r>
-        <w:rPr>
-          <w:rFonts w:ascii="Arial" w:hAnsi="Arial" w:cs="Arial"/>
-          <w:sz w:val="18"/>
-        </w:rPr>
-        <w:t xml:space="preserve"> keys to ensure safe replay and consistent outcomes.</w:t>
+      <w:r>
+        <w:rPr>
+          <w:rFonts w:ascii="Arial" w:hAnsi="Arial" w:cs="Arial"/>
+          <w:sz w:val="18"/>
+        </w:rPr>
+        <w:t>, and retry-safe consumers, using DLQs and idempotency keys to ensure safe replay and consistent outcomes.</w:t>
       </w:r>
     </w:p>
     <w:p>
@@ -4305,23 +3341,13 @@
         </w:rPr>
         <w:t xml:space="preserve">Added operational visibility with </w:t>
       </w:r>
-      <w:proofErr w:type="spellStart"/>
-      <w:r>
-        <w:rPr>
-          <w:rStyle w:val="Strong"/>
-          <w:rFonts w:ascii="Arial" w:hAnsi="Arial" w:cs="Arial"/>
-          <w:sz w:val="18"/>
-        </w:rPr>
-        <w:t>Elasticsearch</w:t>
-      </w:r>
-      <w:proofErr w:type="spellEnd"/>
-      <w:r>
-        <w:rPr>
-          <w:rStyle w:val="Strong"/>
-          <w:rFonts w:ascii="Arial" w:hAnsi="Arial" w:cs="Arial"/>
-          <w:sz w:val="18"/>
-        </w:rPr>
-        <w:t>/OpenSearch</w:t>
+      <w:r>
+        <w:rPr>
+          <w:rStyle w:val="Strong"/>
+          <w:rFonts w:ascii="Arial" w:hAnsi="Arial" w:cs="Arial"/>
+          <w:sz w:val="18"/>
+        </w:rPr>
+        <w:t>Elasticsearch/OpenSearch</w:t>
       </w:r>
       <w:r>
         <w:rPr>
@@ -4330,7 +3356,6 @@
         </w:rPr>
         <w:t xml:space="preserve">, correlation IDs, </w:t>
       </w:r>
-      <w:proofErr w:type="spellStart"/>
       <w:r>
         <w:rPr>
           <w:rStyle w:val="Strong"/>
@@ -4339,7 +3364,6 @@
         </w:rPr>
         <w:t>OpenTelemetry</w:t>
       </w:r>
-      <w:proofErr w:type="spellEnd"/>
       <w:r>
         <w:rPr>
           <w:rFonts w:ascii="Arial" w:hAnsi="Arial" w:cs="Arial"/>
@@ -4347,7 +3371,6 @@
         </w:rPr>
         <w:t xml:space="preserve"> tracing, and dashboards in </w:t>
       </w:r>
-      <w:proofErr w:type="spellStart"/>
       <w:r>
         <w:rPr>
           <w:rStyle w:val="Strong"/>
@@ -4356,7 +3379,6 @@
         </w:rPr>
         <w:t>Datadog</w:t>
       </w:r>
-      <w:proofErr w:type="spellEnd"/>
       <w:r>
         <w:rPr>
           <w:rFonts w:ascii="Arial" w:hAnsi="Arial" w:cs="Arial"/>
@@ -4379,7 +3401,6 @@
         </w:rPr>
         <w:t xml:space="preserve"> / </w:t>
       </w:r>
-      <w:proofErr w:type="spellStart"/>
       <w:r>
         <w:rPr>
           <w:rStyle w:val="Strong"/>
@@ -4388,7 +3409,6 @@
         </w:rPr>
         <w:t>Grafana</w:t>
       </w:r>
-      <w:proofErr w:type="spellEnd"/>
       <w:r>
         <w:rPr>
           <w:rFonts w:ascii="Arial" w:hAnsi="Arial" w:cs="Arial"/>
@@ -4438,7 +3458,6 @@
         </w:rPr>
         <w:t xml:space="preserve">Implemented a searchable activity stream using </w:t>
       </w:r>
-      <w:proofErr w:type="spellStart"/>
       <w:r>
         <w:rPr>
           <w:rStyle w:val="Strong"/>
@@ -4447,7 +3466,6 @@
         </w:rPr>
         <w:t>DynamoDB</w:t>
       </w:r>
-      <w:proofErr w:type="spellEnd"/>
       <w:r>
         <w:rPr>
           <w:rFonts w:ascii="Arial" w:hAnsi="Arial" w:cs="Arial"/>
@@ -4455,23 +3473,13 @@
         </w:rPr>
         <w:t xml:space="preserve"> for event storage and </w:t>
       </w:r>
-      <w:proofErr w:type="spellStart"/>
-      <w:r>
-        <w:rPr>
-          <w:rStyle w:val="Strong"/>
-          <w:rFonts w:ascii="Arial" w:hAnsi="Arial" w:cs="Arial"/>
-          <w:sz w:val="18"/>
-        </w:rPr>
-        <w:t>Elasticsearch</w:t>
-      </w:r>
-      <w:proofErr w:type="spellEnd"/>
-      <w:r>
-        <w:rPr>
-          <w:rStyle w:val="Strong"/>
-          <w:rFonts w:ascii="Arial" w:hAnsi="Arial" w:cs="Arial"/>
-          <w:sz w:val="18"/>
-        </w:rPr>
-        <w:t>/OpenSearch</w:t>
+      <w:r>
+        <w:rPr>
+          <w:rStyle w:val="Strong"/>
+          <w:rFonts w:ascii="Arial" w:hAnsi="Arial" w:cs="Arial"/>
+          <w:sz w:val="18"/>
+        </w:rPr>
+        <w:t>Elasticsearch/OpenSearch</w:t>
       </w:r>
       <w:r>
         <w:rPr>
@@ -4531,7 +3539,6 @@
         </w:rPr>
         <w:t xml:space="preserve"> and </w:t>
       </w:r>
-      <w:proofErr w:type="spellStart"/>
       <w:r>
         <w:rPr>
           <w:rStyle w:val="Strong"/>
@@ -4540,7 +3547,6 @@
         </w:rPr>
         <w:t>BigQuery</w:t>
       </w:r>
-      <w:proofErr w:type="spellEnd"/>
       <w:r>
         <w:rPr>
           <w:rFonts w:ascii="Arial" w:hAnsi="Arial" w:cs="Arial"/>
@@ -4569,34 +3575,14 @@
         </w:rPr>
         <w:t xml:space="preserve">Automated deployments with </w:t>
       </w:r>
-      <w:proofErr w:type="spellStart"/>
-      <w:r>
-        <w:rPr>
-          <w:rStyle w:val="Strong"/>
-          <w:rFonts w:ascii="Arial" w:hAnsi="Arial" w:cs="Arial"/>
-          <w:sz w:val="18"/>
-        </w:rPr>
-        <w:t>Terraform</w:t>
-      </w:r>
-      <w:proofErr w:type="spellEnd"/>
-      <w:r>
-        <w:rPr>
-          <w:rStyle w:val="Strong"/>
-          <w:rFonts w:ascii="Arial" w:hAnsi="Arial" w:cs="Arial"/>
-          <w:sz w:val="18"/>
-        </w:rPr>
-        <w:t>/</w:t>
-      </w:r>
-      <w:proofErr w:type="spellStart"/>
-      <w:r>
-        <w:rPr>
-          <w:rStyle w:val="Strong"/>
-          <w:rFonts w:ascii="Arial" w:hAnsi="Arial" w:cs="Arial"/>
-          <w:sz w:val="18"/>
-        </w:rPr>
-        <w:t>CloudFormation</w:t>
-      </w:r>
-      <w:proofErr w:type="spellEnd"/>
+      <w:r>
+        <w:rPr>
+          <w:rStyle w:val="Strong"/>
+          <w:rFonts w:ascii="Arial" w:hAnsi="Arial" w:cs="Arial"/>
+          <w:sz w:val="18"/>
+        </w:rPr>
+        <w:t>Terraform/CloudFormation</w:t>
+      </w:r>
       <w:r>
         <w:rPr>
           <w:rFonts w:ascii="Arial" w:hAnsi="Arial" w:cs="Arial"/>
@@ -4617,25 +3603,8 @@
           <w:rFonts w:ascii="Arial" w:hAnsi="Arial" w:cs="Arial"/>
           <w:sz w:val="18"/>
         </w:rPr>
-        <w:t xml:space="preserve"> pipelines (</w:t>
-      </w:r>
-      <w:proofErr w:type="spellStart"/>
-      <w:r>
-        <w:rPr>
-          <w:rFonts w:ascii="Arial" w:hAnsi="Arial" w:cs="Arial"/>
-          <w:sz w:val="18"/>
-        </w:rPr>
-        <w:t>GitHub</w:t>
-      </w:r>
-      <w:proofErr w:type="spellEnd"/>
-      <w:r>
-        <w:rPr>
-          <w:rFonts w:ascii="Arial" w:hAnsi="Arial" w:cs="Arial"/>
-          <w:sz w:val="18"/>
-        </w:rPr>
-        <w:t xml:space="preserve"> Actions/Jenkins), running containerized services via </w:t>
-      </w:r>
-      <w:proofErr w:type="spellStart"/>
+        <w:t xml:space="preserve"> pipelines (GitHub Actions/Jenkins), running containerized services via </w:t>
+      </w:r>
       <w:r>
         <w:rPr>
           <w:rStyle w:val="Strong"/>
@@ -4644,7 +3613,6 @@
         </w:rPr>
         <w:t>Docker</w:t>
       </w:r>
-      <w:proofErr w:type="spellEnd"/>
       <w:r>
         <w:rPr>
           <w:rFonts w:ascii="Arial" w:hAnsi="Arial" w:cs="Arial"/>
@@ -4652,23 +3620,13 @@
         </w:rPr>
         <w:t xml:space="preserve"> and </w:t>
       </w:r>
-      <w:proofErr w:type="spellStart"/>
-      <w:r>
-        <w:rPr>
-          <w:rStyle w:val="Strong"/>
-          <w:rFonts w:ascii="Arial" w:hAnsi="Arial" w:cs="Arial"/>
-          <w:sz w:val="18"/>
-        </w:rPr>
-        <w:t>Kubernetes</w:t>
-      </w:r>
-      <w:proofErr w:type="spellEnd"/>
-      <w:r>
-        <w:rPr>
-          <w:rStyle w:val="Strong"/>
-          <w:rFonts w:ascii="Arial" w:hAnsi="Arial" w:cs="Arial"/>
-          <w:sz w:val="18"/>
-        </w:rPr>
-        <w:t xml:space="preserve"> (EKS)</w:t>
+      <w:r>
+        <w:rPr>
+          <w:rStyle w:val="Strong"/>
+          <w:rFonts w:ascii="Arial" w:hAnsi="Arial" w:cs="Arial"/>
+          <w:sz w:val="18"/>
+        </w:rPr>
+        <w:t>Kubernetes (EKS)</w:t>
       </w:r>
       <w:r>
         <w:rPr>
@@ -4678,7 +3636,6 @@
         <w:t>.</w:t>
       </w:r>
     </w:p>
-    <w:bookmarkEnd w:id="0"/>
     <w:p>
       <w:pPr>
         <w:pStyle w:val="Heading3"/>
